--- a/skin-lesion-diagnosis-analysis/documentation/full_project_report.docx
+++ b/skin-lesion-diagnosis-analysis/documentation/full_project_report.docx
@@ -7334,7 +7334,19 @@
         <w:rPr>
           <w:rFonts w:ascii="Times New Roman" w:hAnsi="Times New Roman" w:cs="Times New Roman"/>
         </w:rPr>
-        <w:t>Clinical features provided some of the clearest descriptive differences between lesion categories. Malignant lesions displayed a broader clinical-feature profile, with elevation, itching and growth frequently recorded alongside substantially greater prevalence of bleeding and pain than among benign lesions.</w:t>
+        <w:t>Clinical features provided some of the clearest descriptive differences between lesion categories. Malignant lesions displayed a broader clinical</w:t>
+      </w:r>
+      <w:r>
+        <w:rPr>
+          <w:rFonts w:ascii="Times New Roman" w:hAnsi="Times New Roman" w:cs="Times New Roman"/>
+        </w:rPr>
+        <w:t xml:space="preserve"> </w:t>
+      </w:r>
+      <w:r>
+        <w:rPr>
+          <w:rFonts w:ascii="Times New Roman" w:hAnsi="Times New Roman" w:cs="Times New Roman"/>
+        </w:rPr>
+        <w:t>feature profile, with elevation, itching and growth frequently recorded alongside substantially greater prevalence of bleeding and pain than among benign lesions.</w:t>
       </w:r>
     </w:p>
     <w:p>
@@ -7585,7 +7597,19 @@
         <w:rPr>
           <w:rFonts w:ascii="Times New Roman" w:hAnsi="Times New Roman" w:cs="Times New Roman"/>
         </w:rPr>
-        <w:t xml:space="preserve"> provided less clear separation between malignant and benign lesions than some clinical and patient-history characteristics.</w:t>
+        <w:t xml:space="preserve"> provided less clear separation between malignant and benign lesions than some clinical and patient</w:t>
+      </w:r>
+      <w:r>
+        <w:rPr>
+          <w:rFonts w:ascii="Times New Roman" w:hAnsi="Times New Roman" w:cs="Times New Roman"/>
+        </w:rPr>
+        <w:t xml:space="preserve"> </w:t>
+      </w:r>
+      <w:r>
+        <w:rPr>
+          <w:rFonts w:ascii="Times New Roman" w:hAnsi="Times New Roman" w:cs="Times New Roman"/>
+        </w:rPr>
+        <w:t>history characteristics.</w:t>
       </w:r>
     </w:p>
     <w:p>
@@ -7683,7 +7707,19 @@
         <w:rPr>
           <w:rFonts w:ascii="Times New Roman" w:hAnsi="Times New Roman" w:cs="Times New Roman"/>
         </w:rPr>
-        <w:t>Lifestyle and environmental characteristics showed substantial differences across lesion categories. Smoking, alcohol consumption and pesticide exposure were more prevalent among patients with malignant lesions than among those with benign lesions. Large differences were also observed for piped water and sewage-system access.</w:t>
+        <w:t>Lifestyle and environmental characteristics showed substantial differences across lesion categories. Smoking, alcohol consumption and pesticide exposure were more prevalent among patients with malignant lesions than among those with benign lesions. Large differences were also observed for piped water and sewage</w:t>
+      </w:r>
+      <w:r>
+        <w:rPr>
+          <w:rFonts w:ascii="Times New Roman" w:hAnsi="Times New Roman" w:cs="Times New Roman"/>
+        </w:rPr>
+        <w:t xml:space="preserve"> </w:t>
+      </w:r>
+      <w:r>
+        <w:rPr>
+          <w:rFonts w:ascii="Times New Roman" w:hAnsi="Times New Roman" w:cs="Times New Roman"/>
+        </w:rPr>
+        <w:t>system access.</w:t>
       </w:r>
     </w:p>
     <w:p>
@@ -7780,7 +7816,19 @@
         <w:rPr>
           <w:rFonts w:ascii="Times New Roman" w:hAnsi="Times New Roman" w:cs="Times New Roman"/>
         </w:rPr>
-        <w:t>clinical-history</w:t>
+        <w:t>clinical</w:t>
+      </w:r>
+      <w:r>
+        <w:rPr>
+          <w:rFonts w:ascii="Times New Roman" w:hAnsi="Times New Roman" w:cs="Times New Roman"/>
+        </w:rPr>
+        <w:t xml:space="preserve"> </w:t>
+      </w:r>
+      <w:r>
+        <w:rPr>
+          <w:rFonts w:ascii="Times New Roman" w:hAnsi="Times New Roman" w:cs="Times New Roman"/>
+        </w:rPr>
+        <w:t>history</w:t>
       </w:r>
       <w:r>
         <w:rPr>
@@ -7879,7 +7927,19 @@
         <w:rPr>
           <w:rFonts w:ascii="Times New Roman" w:hAnsi="Times New Roman" w:cs="Times New Roman"/>
         </w:rPr>
-        <w:t>The analysis therefore achieved its exploratory objective by identifying characteristics and combinations of characteristics that vary across lesion diagnoses and broader clinical categories. It also narrowed the areas that may warrant deeper investigation: particularly clinical-feature combinations, age profiles and clinical history.</w:t>
+        <w:t>The analysis therefore achieved its exploratory objective by identifying characteristics and combinations of characteristics that vary across lesion diagnoses and broader clinical categories. It also narrowed the areas that may warrant deeper investigation: particularly clinical</w:t>
+      </w:r>
+      <w:r>
+        <w:rPr>
+          <w:rFonts w:ascii="Times New Roman" w:hAnsi="Times New Roman" w:cs="Times New Roman"/>
+        </w:rPr>
+        <w:t xml:space="preserve"> </w:t>
+      </w:r>
+      <w:r>
+        <w:rPr>
+          <w:rFonts w:ascii="Times New Roman" w:hAnsi="Times New Roman" w:cs="Times New Roman"/>
+        </w:rPr>
+        <w:t>feature combinations, age profiles and clinical history.</w:t>
       </w:r>
     </w:p>
     <w:p>
@@ -8068,7 +8128,19 @@
         <w:rPr>
           <w:rFonts w:ascii="Times New Roman" w:hAnsi="Times New Roman" w:cs="Times New Roman"/>
         </w:rPr>
-        <w:t>. The documented Fitzpatrick scale ranged from 1 to 6, yet 579 records contained a value of 0, while both lesion-diameter variables contained 581 zero measurements (53.40%).</w:t>
+        <w:t>. The documented Fitzpatrick scale ranged from 1 to 6, yet 579 records contained a value of 0, while both lesion</w:t>
+      </w:r>
+      <w:r>
+        <w:rPr>
+          <w:rFonts w:ascii="Times New Roman" w:hAnsi="Times New Roman" w:cs="Times New Roman"/>
+        </w:rPr>
+        <w:t xml:space="preserve"> </w:t>
+      </w:r>
+      <w:r>
+        <w:rPr>
+          <w:rFonts w:ascii="Times New Roman" w:hAnsi="Times New Roman" w:cs="Times New Roman"/>
+        </w:rPr>
+        <w:t>diameter variables contained 581 zero measurements (53.40%).</w:t>
       </w:r>
     </w:p>
     <w:p>
@@ -8134,156 +8206,132 @@
         <w:rPr>
           <w:rFonts w:ascii="Times New Roman" w:hAnsi="Times New Roman" w:cs="Times New Roman"/>
         </w:rPr>
-        <w:t>ained untouched rather than arbitrarily corrected, transformed or manipulated. Consequently, Fitzpatrick skin type was excluded from subsequent analysis, while lesion-diameter measurements could not be meaningfully incorporated into diagnosis- or category-level comparisons.</w:t>
-      </w:r>
-    </w:p>
-    <w:p>
-      <w:pPr>
-        <w:rPr>
-          <w:rFonts w:ascii="Times New Roman" w:hAnsi="Times New Roman" w:cs="Times New Roman"/>
-        </w:rPr>
-      </w:pPr>
-    </w:p>
-    <w:p>
-      <w:pPr>
-        <w:rPr>
-          <w:rFonts w:ascii="Times New Roman" w:hAnsi="Times New Roman" w:cs="Times New Roman"/>
-          <w:b/>
-          <w:bCs/>
-        </w:rPr>
-      </w:pPr>
-      <w:r>
-        <w:rPr>
-          <w:rFonts w:ascii="Times New Roman" w:hAnsi="Times New Roman" w:cs="Times New Roman"/>
-          <w:b/>
-          <w:bCs/>
-        </w:rPr>
-        <w:t>9.2 Unequal Diagnostic Group Sizes</w:t>
-      </w:r>
-    </w:p>
-    <w:p>
-      <w:pPr>
-        <w:rPr>
-          <w:rFonts w:ascii="Times New Roman" w:hAnsi="Times New Roman" w:cs="Times New Roman"/>
-        </w:rPr>
-      </w:pPr>
-      <w:r>
-        <w:rPr>
-          <w:rFonts w:ascii="Times New Roman" w:hAnsi="Times New Roman" w:cs="Times New Roman"/>
+        <w:t xml:space="preserve">ained untouched rather than arbitrarily corrected, transformed or manipulated. Consequently, Fitzpatrick skin type </w:t>
+      </w:r>
+      <w:r>
+        <w:rPr>
+          <w:rFonts w:ascii="Times New Roman" w:hAnsi="Times New Roman" w:cs="Times New Roman"/>
+        </w:rPr>
+        <w:t xml:space="preserve">and </w:t>
+      </w:r>
+      <w:r>
+        <w:rPr>
+          <w:rFonts w:ascii="Times New Roman" w:hAnsi="Times New Roman" w:cs="Times New Roman"/>
+        </w:rPr>
+        <w:t>lesion</w:t>
+      </w:r>
+      <w:r>
+        <w:rPr>
+          <w:rFonts w:ascii="Times New Roman" w:hAnsi="Times New Roman" w:cs="Times New Roman"/>
+        </w:rPr>
+        <w:t xml:space="preserve"> </w:t>
+      </w:r>
+      <w:r>
+        <w:rPr>
+          <w:rFonts w:ascii="Times New Roman" w:hAnsi="Times New Roman" w:cs="Times New Roman"/>
+        </w:rPr>
+        <w:t>diameter measurements could not be meaningfully incorporated into diagnosis- or category-level comparisons.</w:t>
+      </w:r>
+    </w:p>
+    <w:p>
+      <w:pPr>
+        <w:rPr>
+          <w:rFonts w:ascii="Times New Roman" w:hAnsi="Times New Roman" w:cs="Times New Roman"/>
+        </w:rPr>
+      </w:pPr>
+    </w:p>
+    <w:p>
+      <w:pPr>
+        <w:rPr>
+          <w:rFonts w:ascii="Times New Roman" w:hAnsi="Times New Roman" w:cs="Times New Roman"/>
+          <w:b/>
+          <w:bCs/>
+          <w:lang w:val="en-US"/>
+        </w:rPr>
+      </w:pPr>
+      <w:r>
+        <w:rPr>
+          <w:rFonts w:ascii="Times New Roman" w:hAnsi="Times New Roman" w:cs="Times New Roman"/>
+          <w:b/>
+          <w:bCs/>
+          <w:lang w:val="en-US"/>
+        </w:rPr>
+        <w:t>9.2 Limited Observations for Some Diagnoses</w:t>
+      </w:r>
+    </w:p>
+    <w:p>
+      <w:pPr>
+        <w:rPr>
+          <w:rFonts w:ascii="Times New Roman" w:hAnsi="Times New Roman" w:cs="Times New Roman"/>
+          <w:lang w:val="en-US"/>
+        </w:rPr>
+      </w:pPr>
+      <w:r>
+        <w:rPr>
+          <w:rFonts w:ascii="Times New Roman" w:hAnsi="Times New Roman" w:cs="Times New Roman"/>
+          <w:lang w:val="en-US"/>
         </w:rPr>
         <w:lastRenderedPageBreak/>
-        <w:t>The six diagnoses were unevenly represented. ACK and BCC accounted for a substantial proportion of the dataset, while MEL contained only 17 records.</w:t>
-      </w:r>
-    </w:p>
-    <w:p>
-      <w:pPr>
-        <w:rPr>
-          <w:rFonts w:ascii="Times New Roman" w:hAnsi="Times New Roman" w:cs="Times New Roman"/>
-        </w:rPr>
-      </w:pPr>
-      <w:r>
-        <w:rPr>
-          <w:rFonts w:ascii="Times New Roman" w:hAnsi="Times New Roman" w:cs="Times New Roman"/>
-        </w:rPr>
-        <w:t>Percentages from smaller diagnostic groups can appear substantial while representing very few observations. MEL findings were therefore interpreted cautiously and alongside absolute counts. The unequal distribution also means that larger diagnoses exert greater influence on aggregated lesion-category patterns.</w:t>
-      </w:r>
-    </w:p>
-    <w:p>
-      <w:pPr>
-        <w:rPr>
-          <w:rFonts w:ascii="Times New Roman" w:hAnsi="Times New Roman" w:cs="Times New Roman"/>
-        </w:rPr>
-      </w:pPr>
-    </w:p>
-    <w:p>
-      <w:pPr>
-        <w:rPr>
-          <w:rFonts w:ascii="Times New Roman" w:hAnsi="Times New Roman" w:cs="Times New Roman"/>
-        </w:rPr>
-      </w:pPr>
-      <w:r>
-        <w:rPr>
-          <w:rFonts w:ascii="Times New Roman" w:hAnsi="Times New Roman" w:cs="Times New Roman"/>
-          <w:b/>
-          <w:bCs/>
-        </w:rPr>
-        <w:t>9.3 Composition of the Broader Lesion Categories</w:t>
-      </w:r>
-    </w:p>
-    <w:p>
-      <w:pPr>
-        <w:rPr>
-          <w:rFonts w:ascii="Times New Roman" w:hAnsi="Times New Roman" w:cs="Times New Roman"/>
-        </w:rPr>
-      </w:pPr>
-      <w:r>
-        <w:rPr>
-          <w:rFonts w:ascii="Times New Roman" w:hAnsi="Times New Roman" w:cs="Times New Roman"/>
-        </w:rPr>
-        <w:t>The broader lesion categories differed in their composition. The pre-cancerous category consisted exclusively of ACK, while the benign category combined NEV and SEK and the malignant category combined BCC, SCC and MEL.</w:t>
-      </w:r>
-    </w:p>
-    <w:p>
-      <w:pPr>
-        <w:rPr>
-          <w:rFonts w:ascii="Times New Roman" w:hAnsi="Times New Roman" w:cs="Times New Roman"/>
-        </w:rPr>
-      </w:pPr>
-      <w:r>
-        <w:rPr>
-          <w:rFonts w:ascii="Times New Roman" w:hAnsi="Times New Roman" w:cs="Times New Roman"/>
-        </w:rPr>
-        <w:t>Consequently, pre-cancerous category patterns directly reflect ACK within this dataset, while benign and malignant category patterns are influenced by the relative representation of their constituent diagnoses. Category-level findings should therefore be considered alongside the underlying diagnosis-level analysis.</w:t>
-      </w:r>
-    </w:p>
-    <w:p>
-      <w:pPr>
-        <w:rPr>
-          <w:rFonts w:ascii="Times New Roman" w:hAnsi="Times New Roman" w:cs="Times New Roman"/>
-        </w:rPr>
-      </w:pPr>
-    </w:p>
-    <w:p>
-      <w:pPr>
-        <w:rPr>
-          <w:rFonts w:ascii="Times New Roman" w:hAnsi="Times New Roman" w:cs="Times New Roman"/>
-          <w:b/>
-          <w:bCs/>
-        </w:rPr>
-      </w:pPr>
-      <w:r>
-        <w:rPr>
-          <w:rFonts w:ascii="Times New Roman" w:hAnsi="Times New Roman" w:cs="Times New Roman"/>
-          <w:b/>
-          <w:bCs/>
-        </w:rPr>
-        <w:t>9.4 Characteristics of the Patient Population</w:t>
-      </w:r>
-    </w:p>
-    <w:p>
-      <w:pPr>
-        <w:rPr>
-          <w:rFonts w:ascii="Times New Roman" w:hAnsi="Times New Roman" w:cs="Times New Roman"/>
-        </w:rPr>
-      </w:pPr>
-      <w:r>
-        <w:rPr>
-          <w:rFonts w:ascii="Times New Roman" w:hAnsi="Times New Roman" w:cs="Times New Roman"/>
-        </w:rPr>
-        <w:t>The patient population was predominantly male (66.73%) and concentrated among middle-aged and older patients, with 64.53% aged 46–75 years.</w:t>
-      </w:r>
-    </w:p>
-    <w:p>
-      <w:pPr>
-        <w:rPr>
-          <w:rFonts w:ascii="Times New Roman" w:hAnsi="Times New Roman" w:cs="Times New Roman"/>
-        </w:rPr>
-      </w:pPr>
-      <w:r>
-        <w:rPr>
-          <w:rFonts w:ascii="Times New Roman" w:hAnsi="Times New Roman" w:cs="Times New Roman"/>
-        </w:rPr>
-        <w:t>These underlying characteristics affect interpretation of demographic patterns observed across diagnoses and lesion categories. The findings describe the supplied study population and should not be assumed to represent the demographic distribution of skin lesions in a broader population.</w:t>
+        <w:t>Some individual diagnoses were represented by relatively few observations, most notably MEL with 17 lesions. Diagnosis-level percentages for these groups can therefore appear substantial while representing small absolute counts and should be interpreted cautiously. For this reason, percentages for less frequently observed diagnoses were considered alongside their corresponding counts throughout the analysis.</w:t>
+      </w:r>
+    </w:p>
+    <w:p>
+      <w:pPr>
+        <w:rPr>
+          <w:rFonts w:ascii="Times New Roman" w:hAnsi="Times New Roman" w:cs="Times New Roman"/>
+        </w:rPr>
+      </w:pPr>
+    </w:p>
+    <w:p>
+      <w:pPr>
+        <w:rPr>
+          <w:rFonts w:ascii="Times New Roman" w:hAnsi="Times New Roman" w:cs="Times New Roman"/>
+          <w:b/>
+          <w:bCs/>
+        </w:rPr>
+      </w:pPr>
+      <w:r>
+        <w:rPr>
+          <w:rFonts w:ascii="Times New Roman" w:hAnsi="Times New Roman" w:cs="Times New Roman"/>
+          <w:b/>
+          <w:bCs/>
+        </w:rPr>
+        <w:t>9.</w:t>
+      </w:r>
+      <w:r>
+        <w:rPr>
+          <w:rFonts w:ascii="Times New Roman" w:hAnsi="Times New Roman" w:cs="Times New Roman"/>
+          <w:b/>
+          <w:bCs/>
+        </w:rPr>
+        <w:t>3</w:t>
+      </w:r>
+      <w:r>
+        <w:rPr>
+          <w:rFonts w:ascii="Times New Roman" w:hAnsi="Times New Roman" w:cs="Times New Roman"/>
+          <w:b/>
+          <w:bCs/>
+        </w:rPr>
+        <w:t xml:space="preserve"> Characteristics of the Patient Population</w:t>
+      </w:r>
+    </w:p>
+    <w:p>
+      <w:pPr>
+        <w:rPr>
+          <w:rFonts w:ascii="Times New Roman" w:hAnsi="Times New Roman" w:cs="Times New Roman"/>
+        </w:rPr>
+      </w:pPr>
+      <w:r>
+        <w:rPr>
+          <w:rFonts w:ascii="Times New Roman" w:hAnsi="Times New Roman" w:cs="Times New Roman"/>
+        </w:rPr>
+        <w:t>The patient population was predominantly male (66.73%) and concentrated among middle-aged and older patients, with 64.53% aged 46–75 years. These characteristics should be considered when interpreting demographic differences across diagnoses and lesion categories, particularly where male or older patients appear prominently within individual groups.</w:t>
+      </w:r>
+      <w:r>
+        <w:rPr>
+          <w:rFonts w:ascii="Times New Roman" w:hAnsi="Times New Roman" w:cs="Times New Roman"/>
+        </w:rPr>
+        <w:t xml:space="preserve"> </w:t>
       </w:r>
     </w:p>
     <w:p>
@@ -8320,7 +8368,23 @@
           <w:b/>
           <w:bCs/>
         </w:rPr>
-        <w:t>9.5 Descriptive Analytical Design</w:t>
+        <w:t>9.</w:t>
+      </w:r>
+      <w:r>
+        <w:rPr>
+          <w:rFonts w:ascii="Times New Roman" w:hAnsi="Times New Roman" w:cs="Times New Roman"/>
+          <w:b/>
+          <w:bCs/>
+        </w:rPr>
+        <w:t>4</w:t>
+      </w:r>
+      <w:r>
+        <w:rPr>
+          <w:rFonts w:ascii="Times New Roman" w:hAnsi="Times New Roman" w:cs="Times New Roman"/>
+          <w:b/>
+          <w:bCs/>
+        </w:rPr>
+        <w:t xml:space="preserve"> Descriptive Analytical Design</w:t>
       </w:r>
     </w:p>
     <w:p>
@@ -8359,102 +8423,130 @@
         <w:rPr>
           <w:rFonts w:ascii="Times New Roman" w:hAnsi="Times New Roman" w:cs="Times New Roman"/>
         </w:rPr>
-        <w:t xml:space="preserve">This is particularly important where multiple patient characteristics may be related. For example, differences observed in lifestyle or environmental characteristics could partly reflect differences </w:t>
-      </w:r>
+        <w:t>This is particularly important where multiple patient characteristics may be related. For example, differences observed in lifestyle or environmental characteristics could partly reflect differences in age or other characteristics between lesion groups. The analysis did not adjust for these potential relationships.</w:t>
+      </w:r>
+    </w:p>
+    <w:p>
+      <w:pPr>
+        <w:rPr>
+          <w:rFonts w:ascii="Times New Roman" w:hAnsi="Times New Roman" w:cs="Times New Roman"/>
+        </w:rPr>
+      </w:pPr>
+    </w:p>
+    <w:p>
+      <w:pPr>
+        <w:rPr>
+          <w:rFonts w:ascii="Times New Roman" w:hAnsi="Times New Roman" w:cs="Times New Roman"/>
+          <w:b/>
+          <w:bCs/>
+        </w:rPr>
+      </w:pPr>
+      <w:r>
+        <w:rPr>
+          <w:rFonts w:ascii="Times New Roman" w:hAnsi="Times New Roman" w:cs="Times New Roman"/>
+          <w:b/>
+          <w:bCs/>
+        </w:rPr>
+        <w:t>9.</w:t>
+      </w:r>
+      <w:r>
+        <w:rPr>
+          <w:rFonts w:ascii="Times New Roman" w:hAnsi="Times New Roman" w:cs="Times New Roman"/>
+          <w:b/>
+          <w:bCs/>
+        </w:rPr>
+        <w:t>5</w:t>
+      </w:r>
+      <w:r>
+        <w:rPr>
+          <w:rFonts w:ascii="Times New Roman" w:hAnsi="Times New Roman" w:cs="Times New Roman"/>
+          <w:b/>
+          <w:bCs/>
+        </w:rPr>
+        <w:t xml:space="preserve"> Generalisability</w:t>
+      </w:r>
+    </w:p>
+    <w:p>
+      <w:pPr>
+        <w:rPr>
+          <w:rFonts w:ascii="Times New Roman" w:hAnsi="Times New Roman" w:cs="Times New Roman"/>
+        </w:rPr>
+      </w:pPr>
+      <w:r>
+        <w:rPr>
+          <w:rFonts w:ascii="Times New Roman" w:hAnsi="Times New Roman" w:cs="Times New Roman"/>
+        </w:rPr>
+        <w:t xml:space="preserve">The findings are specific to the 1,088 </w:t>
+      </w:r>
+      <w:r>
+        <w:rPr>
+          <w:rFonts w:ascii="Times New Roman" w:hAnsi="Times New Roman" w:cs="Times New Roman"/>
+        </w:rPr>
+        <w:t>patients and corresponding lesions</w:t>
+      </w:r>
+      <w:r>
+        <w:rPr>
+          <w:rFonts w:ascii="Times New Roman" w:hAnsi="Times New Roman" w:cs="Times New Roman"/>
+        </w:rPr>
+        <w:t xml:space="preserve"> </w:t>
+      </w:r>
+      <w:r>
+        <w:rPr>
+          <w:rFonts w:ascii="Times New Roman" w:hAnsi="Times New Roman" w:cs="Times New Roman"/>
+        </w:rPr>
+        <w:t>contained in the supplied dataset. The analysis did not establish that these records constitute a random or population-representative sample, and the findings were not evaluated using an external dataset.</w:t>
+      </w:r>
+    </w:p>
+    <w:p>
+      <w:pPr>
+        <w:rPr>
+          <w:rFonts w:ascii="Times New Roman" w:hAnsi="Times New Roman" w:cs="Times New Roman"/>
+        </w:rPr>
+      </w:pPr>
+      <w:r>
+        <w:rPr>
+          <w:rFonts w:ascii="Times New Roman" w:hAnsi="Times New Roman" w:cs="Times New Roman"/>
+        </w:rPr>
+        <w:t>The results should therefore be interpreted as patterns within the analysed dataset rather than assumed to generalise to other populations, geographic settings or healthcare contexts.</w:t>
+      </w:r>
+    </w:p>
+    <w:p>
+      <w:pPr>
+        <w:rPr>
+          <w:rFonts w:ascii="Times New Roman" w:hAnsi="Times New Roman" w:cs="Times New Roman"/>
+          <w:b/>
+          <w:bCs/>
+        </w:rPr>
+      </w:pPr>
+    </w:p>
+    <w:p>
+      <w:pPr>
+        <w:rPr>
+          <w:rFonts w:ascii="Times New Roman" w:hAnsi="Times New Roman" w:cs="Times New Roman"/>
+          <w:b/>
+          <w:bCs/>
+        </w:rPr>
+      </w:pPr>
+      <w:r>
+        <w:rPr>
+          <w:rFonts w:ascii="Times New Roman" w:hAnsi="Times New Roman" w:cs="Times New Roman"/>
+          <w:b/>
+          <w:bCs/>
+        </w:rPr>
+        <w:t>10. RECOMMENDATIONS</w:t>
+      </w:r>
+    </w:p>
+    <w:p>
+      <w:pPr>
+        <w:rPr>
+          <w:rFonts w:ascii="Times New Roman" w:hAnsi="Times New Roman" w:cs="Times New Roman"/>
+        </w:rPr>
+      </w:pPr>
       <w:r>
         <w:rPr>
           <w:rFonts w:ascii="Times New Roman" w:hAnsi="Times New Roman" w:cs="Times New Roman"/>
         </w:rPr>
         <w:lastRenderedPageBreak/>
-        <w:t>in age or other characteristics between lesion groups. The analysis did not adjust for these potential relationships.</w:t>
-      </w:r>
-    </w:p>
-    <w:p>
-      <w:pPr>
-        <w:rPr>
-          <w:rFonts w:ascii="Times New Roman" w:hAnsi="Times New Roman" w:cs="Times New Roman"/>
-        </w:rPr>
-      </w:pPr>
-    </w:p>
-    <w:p>
-      <w:pPr>
-        <w:rPr>
-          <w:rFonts w:ascii="Times New Roman" w:hAnsi="Times New Roman" w:cs="Times New Roman"/>
-          <w:b/>
-          <w:bCs/>
-        </w:rPr>
-      </w:pPr>
-      <w:r>
-        <w:rPr>
-          <w:rFonts w:ascii="Times New Roman" w:hAnsi="Times New Roman" w:cs="Times New Roman"/>
-          <w:b/>
-          <w:bCs/>
-        </w:rPr>
-        <w:t>9.6 Generalisability</w:t>
-      </w:r>
-    </w:p>
-    <w:p>
-      <w:pPr>
-        <w:rPr>
-          <w:rFonts w:ascii="Times New Roman" w:hAnsi="Times New Roman" w:cs="Times New Roman"/>
-        </w:rPr>
-      </w:pPr>
-      <w:r>
-        <w:rPr>
-          <w:rFonts w:ascii="Times New Roman" w:hAnsi="Times New Roman" w:cs="Times New Roman"/>
-        </w:rPr>
-        <w:t>The findings are specific to the 1,088 linked records contained in the supplied dataset. The analysis did not establish that these records constitute a random or population-representative sample, and the findings were not evaluated using an external dataset.</w:t>
-      </w:r>
-    </w:p>
-    <w:p>
-      <w:pPr>
-        <w:rPr>
-          <w:rFonts w:ascii="Times New Roman" w:hAnsi="Times New Roman" w:cs="Times New Roman"/>
-        </w:rPr>
-      </w:pPr>
-      <w:r>
-        <w:rPr>
-          <w:rFonts w:ascii="Times New Roman" w:hAnsi="Times New Roman" w:cs="Times New Roman"/>
-        </w:rPr>
-        <w:t>The results should therefore be interpreted as patterns within the analysed dataset rather than assumed to generalise to other populations, geographic settings or healthcare contexts.</w:t>
-      </w:r>
-    </w:p>
-    <w:p>
-      <w:pPr>
-        <w:rPr>
-          <w:rFonts w:ascii="Times New Roman" w:hAnsi="Times New Roman" w:cs="Times New Roman"/>
-          <w:b/>
-          <w:bCs/>
-        </w:rPr>
-      </w:pPr>
-    </w:p>
-    <w:p>
-      <w:pPr>
-        <w:rPr>
-          <w:rFonts w:ascii="Times New Roman" w:hAnsi="Times New Roman" w:cs="Times New Roman"/>
-          <w:b/>
-          <w:bCs/>
-        </w:rPr>
-      </w:pPr>
-      <w:r>
-        <w:rPr>
-          <w:rFonts w:ascii="Times New Roman" w:hAnsi="Times New Roman" w:cs="Times New Roman"/>
-          <w:b/>
-          <w:bCs/>
-        </w:rPr>
-        <w:t>10. RECOMMENDATIONS</w:t>
-      </w:r>
-    </w:p>
-    <w:p>
-      <w:pPr>
-        <w:rPr>
-          <w:rFonts w:ascii="Times New Roman" w:hAnsi="Times New Roman" w:cs="Times New Roman"/>
-        </w:rPr>
-      </w:pPr>
-      <w:r>
-        <w:rPr>
-          <w:rFonts w:ascii="Times New Roman" w:hAnsi="Times New Roman" w:cs="Times New Roman"/>
-        </w:rPr>
         <w:t>Based on the findings and limitations of this analysis, future work should focus on strengthening the evidence behind the patterns identified and addressing the data constraints that limited their interpretation.</w:t>
       </w:r>
     </w:p>
@@ -8473,19 +8565,25 @@
         <w:rPr>
           <w:rFonts w:ascii="Times New Roman" w:hAnsi="Times New Roman" w:cs="Times New Roman"/>
         </w:rPr>
-        <w:t>Resolve the unresolved measurement and coding issues</w:t>
-      </w:r>
-      <w:r>
-        <w:rPr>
-          <w:rFonts w:ascii="Times New Roman" w:hAnsi="Times New Roman" w:cs="Times New Roman"/>
-        </w:rPr>
-        <w:t xml:space="preserve">: </w:t>
-      </w:r>
-      <w:r>
-        <w:rPr>
-          <w:rFonts w:ascii="Times New Roman" w:hAnsi="Times New Roman" w:cs="Times New Roman"/>
-        </w:rPr>
-        <w:t>The meaning of the zero values recorded for Fitzpatrick skin type and lesion diameter should be clarified from the original data source or supporting documentation. Resolving these issues would allow skin type and lesion size to be incorporated reliably into future analysis.</w:t>
+        <w:t>Resolve measurement and coding issues and strengthen data quality controls: The meaning of the zero values recorded for Fitzpatrick skin type and lesion diameter should be clarified from the original data source or supporting documentation. For future data collection, validation checks should be incorporated at the point of data entry to ensure that recorded values conform to documented coding rules and expected ranges. Resolving the existing issues and strengthening upstream data</w:t>
+      </w:r>
+      <w:r>
+        <w:rPr>
+          <w:rFonts w:ascii="Times New Roman" w:hAnsi="Times New Roman" w:cs="Times New Roman"/>
+        </w:rPr>
+        <w:t xml:space="preserve"> </w:t>
+      </w:r>
+      <w:r>
+        <w:rPr>
+          <w:rFonts w:ascii="Times New Roman" w:hAnsi="Times New Roman" w:cs="Times New Roman"/>
+        </w:rPr>
+        <w:t>quality controls would allow variables such as skin type and lesion size to be incorporated more reliably into future analysis</w:t>
+      </w:r>
+      <w:r>
+        <w:rPr>
+          <w:rFonts w:ascii="Times New Roman" w:hAnsi="Times New Roman" w:cs="Times New Roman"/>
+        </w:rPr>
+        <w:t>.</w:t>
       </w:r>
     </w:p>
     <w:p>
@@ -8503,7 +8601,7 @@
         <w:rPr>
           <w:rFonts w:ascii="Times New Roman" w:hAnsi="Times New Roman" w:cs="Times New Roman"/>
         </w:rPr>
-        <w:t>Expand and improve diagnostic representation</w:t>
+        <w:t>Prioritise the strongest descriptive patterns for further investigation</w:t>
       </w:r>
       <w:r>
         <w:rPr>
@@ -8515,7 +8613,25 @@
         <w:rPr>
           <w:rFonts w:ascii="Times New Roman" w:hAnsi="Times New Roman" w:cs="Times New Roman"/>
         </w:rPr>
-        <w:t>Future analysis would benefit from a larger and more balanced dataset, particularly for less represented diagnoses such as melanoma. This would provide more stable diagnosis-level comparisons and reduce the influence of disproportionately represented diagnoses on broader lesion-category findings.</w:t>
+        <w:t>Clinical</w:t>
+      </w:r>
+      <w:r>
+        <w:rPr>
+          <w:rFonts w:ascii="Times New Roman" w:hAnsi="Times New Roman" w:cs="Times New Roman"/>
+        </w:rPr>
+        <w:t xml:space="preserve"> </w:t>
+      </w:r>
+      <w:r>
+        <w:rPr>
+          <w:rFonts w:ascii="Times New Roman" w:hAnsi="Times New Roman" w:cs="Times New Roman"/>
+        </w:rPr>
+        <w:t xml:space="preserve">feature combinations, patient age, family history of cancer and previous skin cancer diagnosis </w:t>
+      </w:r>
+      <w:r>
+        <w:rPr>
+          <w:rFonts w:ascii="Times New Roman" w:hAnsi="Times New Roman" w:cs="Times New Roman"/>
+        </w:rPr>
+        <w:t>showed some of the clearest differences across lesion groups. These characteristics provide logical starting points for more focused investigation rather than treating all observed differences as equally informative.</w:t>
       </w:r>
     </w:p>
     <w:p>
@@ -8533,7 +8649,7 @@
         <w:rPr>
           <w:rFonts w:ascii="Times New Roman" w:hAnsi="Times New Roman" w:cs="Times New Roman"/>
         </w:rPr>
-        <w:t>Prioritise the strongest descriptive patterns for further investigation</w:t>
+        <w:t>Test whether the identified patterns persist under statistical analysis</w:t>
       </w:r>
       <w:r>
         <w:rPr>
@@ -8545,7 +8661,7 @@
         <w:rPr>
           <w:rFonts w:ascii="Times New Roman" w:hAnsi="Times New Roman" w:cs="Times New Roman"/>
         </w:rPr>
-        <w:t>Clinical-feature combinations, patient age, family history of cancer and previous skin cancer diagnosis emerged as some of the clearest characteristics differentiating lesion groups. These should form the primary focus of subsequent investigation rather than treating all observed characteristics as equally informative.</w:t>
+        <w:t>Further work should move beyond descriptive comparison to assess whether the observed relationships remain meaningful after accounting for other patient and lesion characteristics. This is particularly important for determining whether the patterns identified in this exploratory analysis represent independent associations or reflect differences in the composition of the diagnostic groups.</w:t>
       </w:r>
     </w:p>
     <w:p>
@@ -8563,11 +8679,11 @@
         <w:rPr>
           <w:rFonts w:ascii="Times New Roman" w:hAnsi="Times New Roman" w:cs="Times New Roman"/>
         </w:rPr>
-        <w:t>Test whether the identified patterns persist under statistical analysis</w:t>
-      </w:r>
-      <w:r>
-        <w:rPr>
-          <w:rFonts w:ascii="Times New Roman" w:hAnsi="Times New Roman" w:cs="Times New Roman"/>
+        <w:t>Investigate lifestyle and environmental findings with additional context</w:t>
+      </w:r>
+      <w:r>
+        <w:rPr>
+          <w:rFonts w:ascii="Times New Roman" w:eastAsia="MS Gothic" w:hAnsi="Times New Roman" w:cs="Times New Roman"/>
         </w:rPr>
         <w:t xml:space="preserve">: </w:t>
       </w:r>
@@ -8575,7 +8691,27 @@
         <w:rPr>
           <w:rFonts w:ascii="Times New Roman" w:hAnsi="Times New Roman" w:cs="Times New Roman"/>
         </w:rPr>
-        <w:t>Further work should move beyond descriptive comparison to assess whether the observed relationships remain meaningful after accounting for other patient and lesion characteristics. This is particularly important for determining whether the patterns identified in this exploratory analysis represent independent associations or reflect differences in the composition of the diagnostic groups.</w:t>
+        <w:t xml:space="preserve">The differences observed in smoking, alcohol consumption, pesticide exposure and household infrastructure </w:t>
+      </w:r>
+      <w:r>
+        <w:rPr>
+          <w:rFonts w:ascii="Times New Roman" w:hAnsi="Times New Roman" w:cs="Times New Roman"/>
+        </w:rPr>
+        <w:t xml:space="preserve">should be investigated alongside relevant demographic, geographic and socioeconomic information before conclusions </w:t>
+      </w:r>
+      <w:proofErr w:type="gramStart"/>
+      <w:r>
+        <w:rPr>
+          <w:rFonts w:ascii="Times New Roman" w:hAnsi="Times New Roman" w:cs="Times New Roman"/>
+        </w:rPr>
+        <w:t>are</w:t>
+      </w:r>
+      <w:proofErr w:type="gramEnd"/>
+      <w:r>
+        <w:rPr>
+          <w:rFonts w:ascii="Times New Roman" w:hAnsi="Times New Roman" w:cs="Times New Roman"/>
+        </w:rPr>
+        <w:t xml:space="preserve"> drawn about their relationship with lesion categories.</w:t>
       </w:r>
     </w:p>
     <w:p>
@@ -8593,11 +8729,23 @@
         <w:rPr>
           <w:rFonts w:ascii="Times New Roman" w:hAnsi="Times New Roman" w:cs="Times New Roman"/>
         </w:rPr>
-        <w:t>Investigate lifestyle and environmental findings with additional context</w:t>
-      </w:r>
-      <w:r>
-        <w:rPr>
-          <w:rFonts w:ascii="Times New Roman" w:eastAsia="MS Gothic" w:hAnsi="Times New Roman" w:cs="Times New Roman"/>
+        <w:t>Build on the linked patient</w:t>
+      </w:r>
+      <w:r>
+        <w:rPr>
+          <w:rFonts w:ascii="Times New Roman" w:hAnsi="Times New Roman" w:cs="Times New Roman"/>
+        </w:rPr>
+        <w:t>-</w:t>
+      </w:r>
+      <w:r>
+        <w:rPr>
+          <w:rFonts w:ascii="Times New Roman" w:hAnsi="Times New Roman" w:cs="Times New Roman"/>
+        </w:rPr>
+        <w:t>lesion analytical structure</w:t>
+      </w:r>
+      <w:r>
+        <w:rPr>
+          <w:rFonts w:ascii="Times New Roman" w:hAnsi="Times New Roman" w:cs="Times New Roman"/>
         </w:rPr>
         <w:t xml:space="preserve">: </w:t>
       </w:r>
@@ -8605,57 +8753,6 @@
         <w:rPr>
           <w:rFonts w:ascii="Times New Roman" w:hAnsi="Times New Roman" w:cs="Times New Roman"/>
         </w:rPr>
-        <w:t xml:space="preserve">The differences observed in smoking, alcohol consumption, pesticide exposure and household </w:t>
-      </w:r>
-      <w:r>
-        <w:rPr>
-          <w:rFonts w:ascii="Times New Roman" w:hAnsi="Times New Roman" w:cs="Times New Roman"/>
-        </w:rPr>
-        <w:lastRenderedPageBreak/>
-        <w:t xml:space="preserve">infrastructure warrant further investigation but should be examined alongside relevant demographic, geographic and socioeconomic information before meaningful conclusions </w:t>
-      </w:r>
-      <w:proofErr w:type="gramStart"/>
-      <w:r>
-        <w:rPr>
-          <w:rFonts w:ascii="Times New Roman" w:hAnsi="Times New Roman" w:cs="Times New Roman"/>
-        </w:rPr>
-        <w:t>are</w:t>
-      </w:r>
-      <w:proofErr w:type="gramEnd"/>
-      <w:r>
-        <w:rPr>
-          <w:rFonts w:ascii="Times New Roman" w:hAnsi="Times New Roman" w:cs="Times New Roman"/>
-        </w:rPr>
-        <w:t xml:space="preserve"> drawn.</w:t>
-      </w:r>
-    </w:p>
-    <w:p>
-      <w:pPr>
-        <w:pStyle w:val="ListParagraph"/>
-        <w:numPr>
-          <w:ilvl w:val="0"/>
-          <w:numId w:val="29"/>
-        </w:numPr>
-        <w:rPr>
-          <w:rFonts w:ascii="Times New Roman" w:hAnsi="Times New Roman" w:cs="Times New Roman"/>
-        </w:rPr>
-      </w:pPr>
-      <w:r>
-        <w:rPr>
-          <w:rFonts w:ascii="Times New Roman" w:hAnsi="Times New Roman" w:cs="Times New Roman"/>
-        </w:rPr>
-        <w:t>Build on the linked patient-lesion analytical structure</w:t>
-      </w:r>
-      <w:r>
-        <w:rPr>
-          <w:rFonts w:ascii="Times New Roman" w:hAnsi="Times New Roman" w:cs="Times New Roman"/>
-        </w:rPr>
-        <w:t xml:space="preserve">: </w:t>
-      </w:r>
-      <w:r>
-        <w:rPr>
-          <w:rFonts w:ascii="Times New Roman" w:hAnsi="Times New Roman" w:cs="Times New Roman"/>
-        </w:rPr>
         <w:t>Future research should continue to analyse patient and lesion information together. The project demonstrated that combining clinical presentation with patient demographics and clinical history provides a more informative view of lesion patterns than examining either source table independently.</w:t>
       </w:r>
     </w:p>
@@ -8669,173 +8766,20 @@
         <w:rPr>
           <w:rFonts w:ascii="Times New Roman" w:hAnsi="Times New Roman" w:cs="Times New Roman"/>
         </w:rPr>
-        <w:t>Overall, this project establishes a foundation for more focused investigation of skin lesion characteristics. Future work should build on that foundation by improving data quality and representation, validating the strongest identified patterns, and progressing from exploratory description toward appropriately designed statistical and predictive analysis where justified.</w:t>
-      </w:r>
-    </w:p>
-    <w:p>
-      <w:pPr>
-        <w:rPr>
-          <w:rFonts w:ascii="Times New Roman" w:hAnsi="Times New Roman" w:cs="Times New Roman"/>
-          <w:b/>
-          <w:bCs/>
-        </w:rPr>
-      </w:pPr>
-    </w:p>
-    <w:p>
-      <w:pPr>
-        <w:rPr>
-          <w:rFonts w:ascii="Times New Roman" w:hAnsi="Times New Roman" w:cs="Times New Roman"/>
-          <w:b/>
-          <w:bCs/>
-        </w:rPr>
-      </w:pPr>
-    </w:p>
-    <w:p>
-      <w:pPr>
-        <w:rPr>
-          <w:rFonts w:ascii="Times New Roman" w:hAnsi="Times New Roman" w:cs="Times New Roman"/>
-          <w:b/>
-          <w:bCs/>
-        </w:rPr>
-      </w:pPr>
-    </w:p>
-    <w:p>
-      <w:pPr>
-        <w:rPr>
-          <w:rFonts w:ascii="Times New Roman" w:hAnsi="Times New Roman" w:cs="Times New Roman"/>
-          <w:b/>
-          <w:bCs/>
-        </w:rPr>
-      </w:pPr>
-    </w:p>
-    <w:p>
-      <w:pPr>
-        <w:rPr>
-          <w:rFonts w:ascii="Times New Roman" w:hAnsi="Times New Roman" w:cs="Times New Roman"/>
-          <w:b/>
-          <w:bCs/>
-        </w:rPr>
-      </w:pPr>
-    </w:p>
-    <w:p>
-      <w:pPr>
-        <w:rPr>
-          <w:rFonts w:ascii="Times New Roman" w:hAnsi="Times New Roman" w:cs="Times New Roman"/>
-          <w:b/>
-          <w:bCs/>
-        </w:rPr>
-      </w:pPr>
-    </w:p>
-    <w:p>
-      <w:pPr>
-        <w:rPr>
-          <w:rFonts w:ascii="Times New Roman" w:hAnsi="Times New Roman" w:cs="Times New Roman"/>
-          <w:b/>
-          <w:bCs/>
-        </w:rPr>
-      </w:pPr>
-    </w:p>
-    <w:p>
-      <w:pPr>
-        <w:rPr>
-          <w:rFonts w:ascii="Times New Roman" w:hAnsi="Times New Roman" w:cs="Times New Roman"/>
-          <w:b/>
-          <w:bCs/>
-        </w:rPr>
-      </w:pPr>
-    </w:p>
-    <w:p>
-      <w:pPr>
-        <w:rPr>
-          <w:rFonts w:ascii="Times New Roman" w:hAnsi="Times New Roman" w:cs="Times New Roman"/>
-          <w:b/>
-          <w:bCs/>
-        </w:rPr>
-      </w:pPr>
-    </w:p>
-    <w:p>
-      <w:pPr>
-        <w:jc w:val="center"/>
-        <w:rPr>
-          <w:rFonts w:ascii="Times New Roman" w:hAnsi="Times New Roman" w:cs="Times New Roman"/>
-          <w:b/>
-          <w:bCs/>
-        </w:rPr>
-      </w:pPr>
-    </w:p>
-    <w:p>
-      <w:pPr>
-        <w:jc w:val="center"/>
-        <w:rPr>
-          <w:rFonts w:ascii="Times New Roman" w:hAnsi="Times New Roman" w:cs="Times New Roman"/>
-          <w:b/>
-          <w:bCs/>
-        </w:rPr>
-      </w:pPr>
-    </w:p>
-    <w:p>
-      <w:pPr>
-        <w:jc w:val="center"/>
-        <w:rPr>
-          <w:rFonts w:ascii="Times New Roman" w:hAnsi="Times New Roman" w:cs="Times New Roman"/>
-          <w:b/>
-          <w:bCs/>
-        </w:rPr>
-      </w:pPr>
-    </w:p>
-    <w:p>
-      <w:pPr>
-        <w:jc w:val="center"/>
-        <w:rPr>
-          <w:rFonts w:ascii="Times New Roman" w:hAnsi="Times New Roman" w:cs="Times New Roman"/>
-          <w:b/>
-          <w:bCs/>
-        </w:rPr>
-      </w:pPr>
-    </w:p>
-    <w:p>
-      <w:pPr>
-        <w:jc w:val="center"/>
-        <w:rPr>
-          <w:rFonts w:ascii="Times New Roman" w:hAnsi="Times New Roman" w:cs="Times New Roman"/>
-          <w:b/>
-          <w:bCs/>
-        </w:rPr>
-      </w:pPr>
-    </w:p>
-    <w:p>
-      <w:pPr>
-        <w:jc w:val="center"/>
-        <w:rPr>
-          <w:rFonts w:ascii="Times New Roman" w:hAnsi="Times New Roman" w:cs="Times New Roman"/>
-          <w:b/>
-          <w:bCs/>
-        </w:rPr>
-      </w:pPr>
-    </w:p>
-    <w:p>
-      <w:pPr>
-        <w:jc w:val="center"/>
-        <w:rPr>
-          <w:rFonts w:ascii="Times New Roman" w:hAnsi="Times New Roman" w:cs="Times New Roman"/>
-          <w:b/>
-          <w:bCs/>
-        </w:rPr>
-      </w:pPr>
-    </w:p>
-    <w:p>
-      <w:pPr>
-        <w:jc w:val="center"/>
-        <w:rPr>
-          <w:rFonts w:ascii="Times New Roman" w:hAnsi="Times New Roman" w:cs="Times New Roman"/>
-          <w:b/>
-          <w:bCs/>
-        </w:rPr>
-      </w:pPr>
-    </w:p>
-    <w:p>
-      <w:pPr>
-        <w:jc w:val="center"/>
+        <w:t>Overall, this project establishes a foundation for more focused investigation of skin lesion characteristics. Future work should build on that foundation by improving data quality, validating the strongest identified patterns, and progressing from exploratory description toward appropriately designed statistical and predictive analysis where justified.</w:t>
+      </w:r>
+    </w:p>
+    <w:p>
+      <w:pPr>
+        <w:rPr>
+          <w:rFonts w:ascii="Times New Roman" w:hAnsi="Times New Roman" w:cs="Times New Roman"/>
+          <w:b/>
+          <w:bCs/>
+        </w:rPr>
+      </w:pPr>
+    </w:p>
+    <w:p>
+      <w:pPr>
         <w:rPr>
           <w:rFonts w:ascii="Times New Roman" w:hAnsi="Times New Roman" w:cs="Times New Roman"/>
           <w:b/>
@@ -8903,7 +8847,35 @@
           <w:rFonts w:ascii="Times New Roman" w:hAnsi="Times New Roman" w:cs="Times New Roman"/>
           <w:lang w:val="en-US"/>
         </w:rPr>
-        <w:t>The complete SQL workflow supporting this analysis is available in the project repository. The scripts document the analytical process from initial data-quality assessment and cleaning through exploratory analysis and lesion-category analysis.</w:t>
+        <w:t>The complete SQL workflow supporting this analysis is available in the project repository. The scripts document the analytical process from initial data</w:t>
+      </w:r>
+      <w:r>
+        <w:rPr>
+          <w:rFonts w:ascii="Times New Roman" w:hAnsi="Times New Roman" w:cs="Times New Roman"/>
+          <w:lang w:val="en-US"/>
+        </w:rPr>
+        <w:t xml:space="preserve"> </w:t>
+      </w:r>
+      <w:r>
+        <w:rPr>
+          <w:rFonts w:ascii="Times New Roman" w:hAnsi="Times New Roman" w:cs="Times New Roman"/>
+          <w:lang w:val="en-US"/>
+        </w:rPr>
+        <w:t>quality assessment and cleaning through exploratory analysis and lesion</w:t>
+      </w:r>
+      <w:r>
+        <w:rPr>
+          <w:rFonts w:ascii="Times New Roman" w:hAnsi="Times New Roman" w:cs="Times New Roman"/>
+          <w:lang w:val="en-US"/>
+        </w:rPr>
+        <w:t xml:space="preserve"> </w:t>
+      </w:r>
+      <w:r>
+        <w:rPr>
+          <w:rFonts w:ascii="Times New Roman" w:hAnsi="Times New Roman" w:cs="Times New Roman"/>
+          <w:lang w:val="en-US"/>
+        </w:rPr>
+        <w:t>category analysis.</w:t>
       </w:r>
     </w:p>
     <w:tbl>
@@ -9017,7 +8989,21 @@
                 <w:rFonts w:ascii="Times New Roman" w:hAnsi="Times New Roman" w:cs="Times New Roman"/>
                 <w:lang w:val="en-US"/>
               </w:rPr>
-              <w:t xml:space="preserve">Assesses source-table structure, identifier integrity, completeness, categorical and Boolean consistency, numerical distributions and potential data-quality issues. Creates the cleaned patient and lesion tables and applies validated categorical </w:t>
+              <w:t>Assesses source-table structure, identifier integrity, completeness, categorical and Boolean consistency, numerical distributions and potential data</w:t>
+            </w:r>
+            <w:r>
+              <w:rPr>
+                <w:rFonts w:ascii="Times New Roman" w:hAnsi="Times New Roman" w:cs="Times New Roman"/>
+                <w:lang w:val="en-US"/>
+              </w:rPr>
+              <w:t xml:space="preserve"> </w:t>
+            </w:r>
+            <w:r>
+              <w:rPr>
+                <w:rFonts w:ascii="Times New Roman" w:hAnsi="Times New Roman" w:cs="Times New Roman"/>
+                <w:lang w:val="en-US"/>
+              </w:rPr>
+              <w:t xml:space="preserve">quality issues. Creates the cleaned patient and lesion tables and applies validated categorical </w:t>
             </w:r>
             <w:proofErr w:type="spellStart"/>
             <w:r>
@@ -9125,7 +9111,35 @@
                 <w:rFonts w:ascii="Times New Roman" w:hAnsi="Times New Roman" w:cs="Times New Roman"/>
                 <w:lang w:val="en-US"/>
               </w:rPr>
-              <w:t>Creates the classified analytical view and examines patterns across benign, pre-cancerous and malignant lesion categories, including the malignant-versus-benign synthesis.</w:t>
+              <w:t>Creates the classified analytical view and examines patterns across benign, pre-cancerous and malignant lesion categories, including the malignant</w:t>
+            </w:r>
+            <w:r>
+              <w:rPr>
+                <w:rFonts w:ascii="Times New Roman" w:hAnsi="Times New Roman" w:cs="Times New Roman"/>
+                <w:lang w:val="en-US"/>
+              </w:rPr>
+              <w:t xml:space="preserve"> </w:t>
+            </w:r>
+            <w:r>
+              <w:rPr>
+                <w:rFonts w:ascii="Times New Roman" w:hAnsi="Times New Roman" w:cs="Times New Roman"/>
+                <w:lang w:val="en-US"/>
+              </w:rPr>
+              <w:t>versus</w:t>
+            </w:r>
+            <w:r>
+              <w:rPr>
+                <w:rFonts w:ascii="Times New Roman" w:hAnsi="Times New Roman" w:cs="Times New Roman"/>
+                <w:lang w:val="en-US"/>
+              </w:rPr>
+              <w:t xml:space="preserve"> </w:t>
+            </w:r>
+            <w:r>
+              <w:rPr>
+                <w:rFonts w:ascii="Times New Roman" w:hAnsi="Times New Roman" w:cs="Times New Roman"/>
+                <w:lang w:val="en-US"/>
+              </w:rPr>
+              <w:t>benign synthesis.</w:t>
             </w:r>
           </w:p>
         </w:tc>
@@ -9211,168 +9225,6 @@
         <w:numPr>
           <w:ilvl w:val="0"/>
           <w:numId w:val="32"/>
-        </w:numPr>
-        <w:rPr>
-          <w:rFonts w:ascii="Times New Roman" w:hAnsi="Times New Roman" w:cs="Times New Roman"/>
-          <w:lang w:val="en-US"/>
-        </w:rPr>
-      </w:pPr>
-      <w:r>
-        <w:rPr>
-          <w:rFonts w:ascii="Times New Roman" w:hAnsi="Times New Roman" w:cs="Times New Roman"/>
-          <w:lang w:val="en-US"/>
-        </w:rPr>
-        <w:t>Data Dictionary</w:t>
-      </w:r>
-      <w:r>
-        <w:rPr>
-          <w:rFonts w:ascii="Times New Roman" w:hAnsi="Times New Roman" w:cs="Times New Roman"/>
-          <w:lang w:val="en-US"/>
-        </w:rPr>
-        <w:t xml:space="preserve">: </w:t>
-      </w:r>
-      <w:r>
-        <w:rPr>
-          <w:rFonts w:ascii="Times New Roman" w:hAnsi="Times New Roman" w:cs="Times New Roman"/>
-          <w:lang w:val="en-US"/>
-        </w:rPr>
-        <w:t>Documents source</w:t>
-      </w:r>
-      <w:r>
-        <w:rPr>
-          <w:rFonts w:ascii="Times New Roman" w:hAnsi="Times New Roman" w:cs="Times New Roman"/>
-          <w:lang w:val="en-US"/>
-        </w:rPr>
-        <w:t xml:space="preserve"> </w:t>
-      </w:r>
-      <w:r>
-        <w:rPr>
-          <w:rFonts w:ascii="Times New Roman" w:hAnsi="Times New Roman" w:cs="Times New Roman"/>
-          <w:lang w:val="en-US"/>
-        </w:rPr>
-        <w:t>variable definitions, data types and coding; lesion diagnostic terminology and classification; and derived analytical objects.</w:t>
-      </w:r>
-    </w:p>
-    <w:p>
-      <w:pPr>
-        <w:numPr>
-          <w:ilvl w:val="0"/>
-          <w:numId w:val="32"/>
-        </w:numPr>
-        <w:rPr>
-          <w:rFonts w:ascii="Times New Roman" w:hAnsi="Times New Roman" w:cs="Times New Roman"/>
-          <w:lang w:val="en-US"/>
-        </w:rPr>
-      </w:pPr>
-      <w:r>
-        <w:rPr>
-          <w:rFonts w:ascii="Times New Roman" w:hAnsi="Times New Roman" w:cs="Times New Roman"/>
-          <w:lang w:val="en-US"/>
-        </w:rPr>
-        <w:t>Project Charter</w:t>
-      </w:r>
-      <w:r>
-        <w:rPr>
-          <w:rFonts w:ascii="Times New Roman" w:hAnsi="Times New Roman" w:cs="Times New Roman"/>
-          <w:lang w:val="en-US"/>
-        </w:rPr>
-        <w:t>:</w:t>
-      </w:r>
-      <w:r>
-        <w:rPr>
-          <w:rFonts w:ascii="Times New Roman" w:hAnsi="Times New Roman" w:cs="Times New Roman"/>
-          <w:lang w:val="en-US"/>
-        </w:rPr>
-        <w:t xml:space="preserve"> Defines the healthcare problem, project objective, scope, analytical questions, stakeholder context, deliverables, success criteria and project limitations.</w:t>
-      </w:r>
-    </w:p>
-    <w:p>
-      <w:pPr>
-        <w:numPr>
-          <w:ilvl w:val="0"/>
-          <w:numId w:val="32"/>
-        </w:numPr>
-        <w:rPr>
-          <w:rFonts w:ascii="Times New Roman" w:hAnsi="Times New Roman" w:cs="Times New Roman"/>
-          <w:lang w:val="en-US"/>
-        </w:rPr>
-      </w:pPr>
-      <w:r>
-        <w:rPr>
-          <w:rFonts w:ascii="Times New Roman" w:hAnsi="Times New Roman" w:cs="Times New Roman"/>
-          <w:lang w:val="en-US"/>
-        </w:rPr>
-        <w:t>README</w:t>
-      </w:r>
-      <w:r>
-        <w:rPr>
-          <w:rFonts w:ascii="Times New Roman" w:hAnsi="Times New Roman" w:cs="Times New Roman"/>
-          <w:lang w:val="en-US"/>
-        </w:rPr>
-        <w:t xml:space="preserve">: </w:t>
-      </w:r>
-      <w:r>
-        <w:rPr>
-          <w:rFonts w:ascii="Times New Roman" w:hAnsi="Times New Roman" w:cs="Times New Roman"/>
-          <w:lang w:val="en-US"/>
-        </w:rPr>
-        <w:t>Provides a portfolio-level overview of the project, analytical workflow, key findings and skills demonstrated.</w:t>
-      </w:r>
-    </w:p>
-    <w:p>
-      <w:pPr>
-        <w:rPr>
-          <w:rFonts w:ascii="Times New Roman" w:hAnsi="Times New Roman" w:cs="Times New Roman"/>
-          <w:b/>
-          <w:bCs/>
-          <w:lang w:val="en-US"/>
-        </w:rPr>
-      </w:pPr>
-    </w:p>
-    <w:p>
-      <w:pPr>
-        <w:rPr>
-          <w:rFonts w:ascii="Times New Roman" w:hAnsi="Times New Roman" w:cs="Times New Roman"/>
-          <w:b/>
-          <w:bCs/>
-          <w:lang w:val="en-US"/>
-        </w:rPr>
-      </w:pPr>
-      <w:r>
-        <w:rPr>
-          <w:rFonts w:ascii="Times New Roman" w:hAnsi="Times New Roman" w:cs="Times New Roman"/>
-          <w:b/>
-          <w:bCs/>
-          <w:lang w:val="en-US"/>
-        </w:rPr>
-        <w:t xml:space="preserve">Supporting </w:t>
-      </w:r>
-      <w:proofErr w:type="spellStart"/>
-      <w:r>
-        <w:rPr>
-          <w:rFonts w:ascii="Times New Roman" w:hAnsi="Times New Roman" w:cs="Times New Roman"/>
-          <w:b/>
-          <w:bCs/>
-          <w:lang w:val="en-US"/>
-        </w:rPr>
-        <w:t>Visualisation</w:t>
-      </w:r>
-      <w:proofErr w:type="spellEnd"/>
-      <w:r>
-        <w:rPr>
-          <w:rFonts w:ascii="Times New Roman" w:hAnsi="Times New Roman" w:cs="Times New Roman"/>
-          <w:b/>
-          <w:bCs/>
-          <w:lang w:val="en-US"/>
-        </w:rPr>
-        <w:t xml:space="preserve"> Workbook</w:t>
-      </w:r>
-    </w:p>
-    <w:p>
-      <w:pPr>
-        <w:numPr>
-          <w:ilvl w:val="0"/>
-          <w:numId w:val="33"/>
         </w:numPr>
         <w:rPr>
           <w:rFonts w:ascii="Times New Roman" w:hAnsi="Times New Roman" w:cs="Times New Roman"/>
@@ -9386,23 +9238,178 @@
             <w:rFonts w:ascii="Times New Roman" w:hAnsi="Times New Roman" w:cs="Times New Roman"/>
             <w:lang w:val="en-US"/>
           </w:rPr>
-          <w:t>skin_lesion_visualisat</w:t>
+          <w:t>Data Dictionary</w:t>
         </w:r>
+      </w:hyperlink>
+      <w:r>
+        <w:rPr>
+          <w:rFonts w:ascii="Times New Roman" w:hAnsi="Times New Roman" w:cs="Times New Roman"/>
+          <w:lang w:val="en-US"/>
+        </w:rPr>
+        <w:t xml:space="preserve">: </w:t>
+      </w:r>
+      <w:r>
+        <w:rPr>
+          <w:rFonts w:ascii="Times New Roman" w:hAnsi="Times New Roman" w:cs="Times New Roman"/>
+          <w:lang w:val="en-US"/>
+        </w:rPr>
+        <w:t>Documents source</w:t>
+      </w:r>
+      <w:r>
+        <w:rPr>
+          <w:rFonts w:ascii="Times New Roman" w:hAnsi="Times New Roman" w:cs="Times New Roman"/>
+          <w:lang w:val="en-US"/>
+        </w:rPr>
+        <w:t xml:space="preserve"> </w:t>
+      </w:r>
+      <w:r>
+        <w:rPr>
+          <w:rFonts w:ascii="Times New Roman" w:hAnsi="Times New Roman" w:cs="Times New Roman"/>
+          <w:lang w:val="en-US"/>
+        </w:rPr>
+        <w:t>variable definitions, data types and coding; lesion diagnostic terminology and classification; and derived analytical objects.</w:t>
+      </w:r>
+    </w:p>
+    <w:p>
+      <w:pPr>
+        <w:numPr>
+          <w:ilvl w:val="0"/>
+          <w:numId w:val="32"/>
+        </w:numPr>
+        <w:rPr>
+          <w:rFonts w:ascii="Times New Roman" w:hAnsi="Times New Roman" w:cs="Times New Roman"/>
+          <w:lang w:val="en-US"/>
+        </w:rPr>
+      </w:pPr>
+      <w:hyperlink r:id="rId12" w:history="1">
         <w:r>
           <w:rPr>
             <w:rStyle w:val="Hyperlink"/>
             <w:rFonts w:ascii="Times New Roman" w:hAnsi="Times New Roman" w:cs="Times New Roman"/>
             <w:lang w:val="en-US"/>
           </w:rPr>
-          <w:t>i</w:t>
+          <w:t>Project Charter</w:t>
         </w:r>
+      </w:hyperlink>
+      <w:r>
+        <w:rPr>
+          <w:rFonts w:ascii="Times New Roman" w:hAnsi="Times New Roman" w:cs="Times New Roman"/>
+          <w:lang w:val="en-US"/>
+        </w:rPr>
+        <w:t>:</w:t>
+      </w:r>
+      <w:r>
+        <w:rPr>
+          <w:rFonts w:ascii="Times New Roman" w:hAnsi="Times New Roman" w:cs="Times New Roman"/>
+          <w:lang w:val="en-US"/>
+        </w:rPr>
+        <w:t xml:space="preserve"> Defines the healthcare problem, project objective, scope, analytical questions, stakeholder context, deliverables, success criteria and project limitations.</w:t>
+      </w:r>
+    </w:p>
+    <w:p>
+      <w:pPr>
+        <w:numPr>
+          <w:ilvl w:val="0"/>
+          <w:numId w:val="32"/>
+        </w:numPr>
+        <w:rPr>
+          <w:rFonts w:ascii="Times New Roman" w:hAnsi="Times New Roman" w:cs="Times New Roman"/>
+          <w:lang w:val="en-US"/>
+        </w:rPr>
+      </w:pPr>
+      <w:hyperlink r:id="rId13" w:history="1">
         <w:r>
           <w:rPr>
             <w:rStyle w:val="Hyperlink"/>
             <w:rFonts w:ascii="Times New Roman" w:hAnsi="Times New Roman" w:cs="Times New Roman"/>
             <w:lang w:val="en-US"/>
           </w:rPr>
-          <w:t>ons.xlsx</w:t>
+          <w:t>README</w:t>
+        </w:r>
+      </w:hyperlink>
+      <w:r>
+        <w:rPr>
+          <w:rFonts w:ascii="Times New Roman" w:hAnsi="Times New Roman" w:cs="Times New Roman"/>
+          <w:lang w:val="en-US"/>
+        </w:rPr>
+        <w:t xml:space="preserve">: </w:t>
+      </w:r>
+      <w:r>
+        <w:rPr>
+          <w:rFonts w:ascii="Times New Roman" w:hAnsi="Times New Roman" w:cs="Times New Roman"/>
+          <w:lang w:val="en-US"/>
+        </w:rPr>
+        <w:t>Provides a portfolio-level overview of the project, analytical workflow, key findings and skills demonstrated.</w:t>
+      </w:r>
+    </w:p>
+    <w:p>
+      <w:pPr>
+        <w:rPr>
+          <w:rFonts w:ascii="Times New Roman" w:hAnsi="Times New Roman" w:cs="Times New Roman"/>
+          <w:b/>
+          <w:bCs/>
+          <w:lang w:val="en-US"/>
+        </w:rPr>
+      </w:pPr>
+    </w:p>
+    <w:p>
+      <w:pPr>
+        <w:rPr>
+          <w:rFonts w:ascii="Times New Roman" w:hAnsi="Times New Roman" w:cs="Times New Roman"/>
+          <w:b/>
+          <w:bCs/>
+          <w:lang w:val="en-US"/>
+        </w:rPr>
+      </w:pPr>
+      <w:r>
+        <w:rPr>
+          <w:rFonts w:ascii="Times New Roman" w:hAnsi="Times New Roman" w:cs="Times New Roman"/>
+          <w:b/>
+          <w:bCs/>
+          <w:lang w:val="en-US"/>
+        </w:rPr>
+        <w:t xml:space="preserve">Supporting </w:t>
+      </w:r>
+      <w:proofErr w:type="spellStart"/>
+      <w:r>
+        <w:rPr>
+          <w:rFonts w:ascii="Times New Roman" w:hAnsi="Times New Roman" w:cs="Times New Roman"/>
+          <w:b/>
+          <w:bCs/>
+          <w:lang w:val="en-US"/>
+        </w:rPr>
+        <w:t>Visualisation</w:t>
+      </w:r>
+      <w:proofErr w:type="spellEnd"/>
+      <w:r>
+        <w:rPr>
+          <w:rFonts w:ascii="Times New Roman" w:hAnsi="Times New Roman" w:cs="Times New Roman"/>
+          <w:b/>
+          <w:bCs/>
+          <w:lang w:val="en-US"/>
+        </w:rPr>
+        <w:t xml:space="preserve"> Workbook</w:t>
+      </w:r>
+    </w:p>
+    <w:p>
+      <w:pPr>
+        <w:numPr>
+          <w:ilvl w:val="0"/>
+          <w:numId w:val="33"/>
+        </w:numPr>
+        <w:rPr>
+          <w:rFonts w:ascii="Times New Roman" w:hAnsi="Times New Roman" w:cs="Times New Roman"/>
+          <w:lang w:val="en-US"/>
+        </w:rPr>
+      </w:pPr>
+      <w:hyperlink r:id="rId14" w:history="1">
+        <w:r>
+          <w:rPr>
+            <w:rStyle w:val="Hyperlink"/>
+            <w:rFonts w:ascii="Times New Roman" w:hAnsi="Times New Roman" w:cs="Times New Roman"/>
+            <w:lang w:val="en-US"/>
+          </w:rPr>
+          <w:t>skin_lesion_visualisations.xlsx</w:t>
         </w:r>
       </w:hyperlink>
       <w:r>
@@ -9501,7 +9508,7 @@
         </w:rPr>
         <w:t>American Academy of Dermatology (AAD). </w:t>
       </w:r>
-      <w:hyperlink r:id="rId12" w:tgtFrame="_blank" w:history="1">
+      <w:hyperlink r:id="rId15" w:tgtFrame="_blank" w:history="1">
         <w:r>
           <w:rPr>
             <w:rStyle w:val="Hyperlink"/>
@@ -9510,27 +9517,7 @@
             <w:iCs/>
             <w:lang w:val="en-US"/>
           </w:rPr>
-          <w:t>Actinic Kerat</w:t>
-        </w:r>
-        <w:r>
-          <w:rPr>
-            <w:rStyle w:val="Hyperlink"/>
-            <w:rFonts w:ascii="Times New Roman" w:hAnsi="Times New Roman" w:cs="Times New Roman"/>
-            <w:i/>
-            <w:iCs/>
-            <w:lang w:val="en-US"/>
-          </w:rPr>
-          <w:t>o</w:t>
-        </w:r>
-        <w:r>
-          <w:rPr>
-            <w:rStyle w:val="Hyperlink"/>
-            <w:rFonts w:ascii="Times New Roman" w:hAnsi="Times New Roman" w:cs="Times New Roman"/>
-            <w:i/>
-            <w:iCs/>
-            <w:lang w:val="en-US"/>
-          </w:rPr>
-          <w:t>sis: Overview</w:t>
+          <w:t>Actinic Keratosis: Overview</w:t>
         </w:r>
       </w:hyperlink>
     </w:p>
@@ -9555,7 +9542,7 @@
         </w:rPr>
         <w:t>American Academy of Dermatology (AAD). </w:t>
       </w:r>
-      <w:hyperlink r:id="rId13" w:tgtFrame="_blank" w:history="1">
+      <w:hyperlink r:id="rId16" w:tgtFrame="_blank" w:history="1">
         <w:r>
           <w:rPr>
             <w:rStyle w:val="Hyperlink"/>
@@ -9589,7 +9576,7 @@
         </w:rPr>
         <w:t>National Cancer Institute (NCI). </w:t>
       </w:r>
-      <w:hyperlink r:id="rId14" w:tgtFrame="_blank" w:history="1">
+      <w:hyperlink r:id="rId17" w:tgtFrame="_blank" w:history="1">
         <w:r>
           <w:rPr>
             <w:rStyle w:val="Hyperlink"/>
@@ -9623,7 +9610,7 @@
         </w:rPr>
         <w:t>National Health Service (NHS). </w:t>
       </w:r>
-      <w:hyperlink r:id="rId15" w:tgtFrame="_blank" w:history="1">
+      <w:hyperlink r:id="rId18" w:tgtFrame="_blank" w:history="1">
         <w:r>
           <w:rPr>
             <w:rStyle w:val="Hyperlink"/>
@@ -9655,7 +9642,7 @@
         </w:rPr>
         <w:t>National Health Service (NHS). </w:t>
       </w:r>
-      <w:hyperlink r:id="rId16" w:tgtFrame="_blank" w:history="1">
+      <w:hyperlink r:id="rId19" w:tgtFrame="_blank" w:history="1">
         <w:r>
           <w:rPr>
             <w:rStyle w:val="Hyperlink"/>
@@ -9689,7 +9676,7 @@
         </w:rPr>
         <w:t>National Health Service (NHS). </w:t>
       </w:r>
-      <w:hyperlink r:id="rId17" w:tgtFrame="_blank" w:history="1">
+      <w:hyperlink r:id="rId20" w:tgtFrame="_blank" w:history="1">
         <w:r>
           <w:rPr>
             <w:rStyle w:val="Hyperlink"/>
@@ -9722,7 +9709,7 @@
         </w:rPr>
         <w:t>Primary Care Dermatology Society (PCDS). </w:t>
       </w:r>
-      <w:hyperlink r:id="rId18" w:history="1">
+      <w:hyperlink r:id="rId21" w:history="1">
         <w:r>
           <w:rPr>
             <w:rStyle w:val="Hyperlink"/>
@@ -13321,6 +13308,7 @@
   <w:style w:type="character" w:default="1" w:styleId="DefaultParagraphFont">
     <w:name w:val="Default Paragraph Font"/>
     <w:uiPriority w:val="1"/>
+    <w:semiHidden/>
     <w:unhideWhenUsed/>
   </w:style>
   <w:style w:type="table" w:default="1" w:styleId="TableNormal">
